--- a/submission/SimonStudio_千岸QianAn_复赛作品.docx
+++ b/submission/SimonStudio_千岸QianAn_复赛作品.docx
@@ -1302,7 +1302,7 @@
           <w:rFonts w:hint="eastAsia"/>
           <w:b w:val="1"/>
         </w:rPr>
-        <w:t>核心使用链路（约 90 秒一键铺全球）：</w:t>
+        <w:t>核心使用链路（约 90 秒（基于单商品测试样本，非普遍保证）一键铺全球）：</w:t>
       </w:r>
     </w:p>
     <w:p>
@@ -1921,7 +1921,7 @@
         <w:rPr>
           <w:rFonts w:hint="eastAsia"/>
         </w:rPr>
-        <w:t>架构天然支持横向扩展——新增平台只需补充规则库 JSON（无需改代码），新增语言只需接入对应百炼多语言模型。规则引擎 + Agent 编排的设计让系统具备自演进能力：新教训通过反思自动回写记忆库，跨任务学习让系统越用越聪明。</w:t>
+        <w:t>架构天然支持横向扩展——新增平台只需补充规则库 JSON（无需改代码），新增语言只需接入对应多语言模型。规则引擎 + Agent 编排的设计让系统具备自演进能力：新教训通过反思自动回写记忆库，跨任务学习让系统越用越聪明。</w:t>
       </w:r>
     </w:p>
     <w:p>
@@ -1966,7 +1966,7 @@
         <w:rPr>
           <w:rFonts w:hint="eastAsia"/>
         </w:rPr>
-        <w:t>千岸（QianAn）是一款面向跨境卖家的 AI 智能上新 Agent，解决一个新品铺到多个海外平台时素材生产耗时耗钱的痛点。卖家只需上传一张白底主图 + 一段中文卖点，千岸在约 90 秒内自动产出 Amazon、Shopee、AliExpress、Lazada、TikTok Shop 五个平台各自符合规范的上架包（Listing 文案 + 合规主图 + 详情页/A+）。核心差异化在于多平台规则引擎（不是简单生成，而是规则感知的本地化重排）和设计师级视觉规范，让中小卖家也能像大卖一样一键铺全球。</w:t>
+        <w:t>千岸（QianAn）是一款面向跨境卖家的 AI 智能上新 Agent，解决一个新品铺到多个海外平台时素材生产耗时耗钱的痛点。卖家只需上传一张白底主图 + 一段中文卖点，千岸在约 90 秒（基于单商品测试样本，非普遍保证）内自动产出 Amazon、Shopee、AliExpress、Lazada、TikTok Shop 五个平台各自符合规范的上架包（Listing 文案 + 合规主图 + 详情页/A+）。核心差异化在于多平台规则引擎（不是简单生成，而是规则感知的本地化重排）和设计师级视觉规范，让中小卖家也能像大卖一样一键铺全球。</w:t>
       </w:r>
     </w:p>
     <w:p>
@@ -2109,7 +2109,7 @@
         <w:rPr>
           <w:rFonts w:hint="eastAsia"/>
         </w:rPr>
-        <w:t>4. 等待约 90 秒，右侧轨迹面板实时显示 Agent 决策过程（规划/工具调用/记忆召回/反思）</w:t>
+        <w:t>4. 等待约 90 秒（基于单商品测试样本，非普遍保证），右侧轨迹面板实时显示 Agent 决策过程（规划/工具调用/记忆召回/反思）</w:t>
       </w:r>
     </w:p>
     <w:p>
@@ -2333,7 +2333,7 @@
         <w:rPr>
           <w:rFonts w:hint="eastAsia"/>
         </w:rPr>
-        <w:t>：Next.js 14 + TypeScript + Tailwind/shadcn，Agent 能力证据面板（AgentCapabilityPanel.tsx）渲染四栏结构化证据</w:t>
+        <w:t>：Next.js 15 + TypeScript + Tailwind/shadcn，Agent 能力证据面板（AgentCapabilityPanel.tsx）渲染四栏结构化证据</w:t>
       </w:r>
     </w:p>
     <w:p>
@@ -2351,7 +2351,7 @@
         <w:rPr>
           <w:rFonts w:hint="eastAsia"/>
         </w:rPr>
-        <w:t>：腾讯云 CloudBase（云函数 + 静态托管），阿里云百炼平台提供算力支持</w:t>
+        <w:t>：腾讯云 CloudBase（云函数 + 静态托管），阿里云百炼（文案 / 视觉理解）+ TokenDance 网关（字节 Seedream 文生图）提供算力支持</w:t>
       </w:r>
     </w:p>
     <w:p>
@@ -2982,7 +2982,7 @@
         <w:rPr>
           <w:rFonts w:hint="eastAsia"/>
         </w:rPr>
-        <w:t>输入为卖家自有商品图 + 卖点文本（无需爬取平台数据，合规干净）；平台规则库人工整理 + LLM 辅助提取，存为结构化 JSON；不留存卖家数据，处理完即弃。</w:t>
+        <w:t>输入为卖家自有商品图 + 卖点文本（无需爬取平台数据，合规干净）；平台规则库人工整理 + LLM 辅助提取，存为结构化 JSON；处理结果持久化落盘（task.json / export.json 与产物本地保存），不主动外传卖家数据。</w:t>
       </w:r>
     </w:p>
     <w:p>
@@ -3057,7 +3057,7 @@
         <w:rPr>
           <w:rFonts w:hint="eastAsia"/>
         </w:rPr>
-        <w:t>（9.1-9.5）：FastAPI 后端 ~40 端点 + Next.js 前端 + 5 平台规则库 + 真实 AI 生成链路（qwen3.7-max 文案 + seedream 图像 + qwen3-vl-plus 视觉）</w:t>
+        <w:t>（9.1-9.5）：FastAPI 后端 ~40 端点 + Next.js 前端 + 5 平台规则库 + 真实 AI 生成链路（qwen3.7-max 文案 + Seedream 文生图（经 TokenDance 网关，非百炼 Wanx） + qwen3-vl-plus 视觉）</w:t>
       </w:r>
     </w:p>
     <w:p>

--- a/submission/SimonStudio_千岸QianAn_复赛作品.docx
+++ b/submission/SimonStudio_千岸QianAn_复赛作品.docx
@@ -272,7 +272,7 @@
               <w:spacing w:after="0" w:line="240" w:lineRule="auto"/>
             </w:pPr>
             <w:r>
-              <w:t>gxinxing325@gmail.com</w:t>
+              <w:t>gxinxing2014@gmail.com</w:t>
             </w:r>
           </w:p>
         </w:tc>
@@ -397,7 +397,7 @@
               <w:spacing w:after="0" w:line="240" w:lineRule="auto"/>
             </w:pPr>
             <w:r>
-              <w:t>gxinxing325@gmail.com</w:t>
+              <w:t>gxinxing2014@gmail.com</w:t>
             </w:r>
           </w:p>
         </w:tc>
@@ -1310,7 +1310,7 @@
         <w:rPr>
           <w:rFonts w:hint="eastAsia"/>
         </w:rPr>
-        <w:t>Step 1 - 输入：卖家在千岸首页上传一张白底商品主图 + 填写一段中文卖点描述（如"304食品级不锈钢, 双层真空保温12小时, 500ml大容量, 便携轻量, 防漏设计"）。也可以只用一张图，由 VL 模型自动识别商品卖点。</w:t>
+        <w:t>Step 1 - 输入：卖家在千岸首页用一句话描述商品、目标市场与希望 Agent 完成的任务，例如“304 不锈钢保温杯，铺到 Amazon 和 Shopee”。也可以只上传一张商品图，由 VL 模型自动识别商品卖点。</w:t>
       </w:r>
     </w:p>
     <w:p>
@@ -2060,7 +2060,7 @@
         <w:rPr>
           <w:rFonts w:hint="eastAsia"/>
         </w:rPr>
-        <w:t>前端：https://ai-native-d5gfb0dm2a28d1fe9-1419921079.tcloudbaseapp.com</w:t>
+        <w:t>前端：https://qianan-ai-listing.vercel.app</w:t>
       </w:r>
     </w:p>
     <w:p>
@@ -2085,7 +2085,7 @@
         <w:rPr>
           <w:rFonts w:hint="eastAsia"/>
         </w:rPr>
-        <w:t>1. 打开前端首页，点击"开始生成"进入工作台</w:t>
+        <w:t>1. 打开前端首页，直接在对话框里描述商品、目标市场与要做的事</w:t>
       </w:r>
     </w:p>
     <w:p>
@@ -2093,7 +2093,7 @@
         <w:rPr>
           <w:rFonts w:hint="eastAsia"/>
         </w:rPr>
-        <w:t>2. 上传一张白底商品主图（支持 JPG/PNG），填写中文卖点描述</w:t>
+        <w:t>2. 需要时上传一张白底商品主图（支持 JPG/PNG），由 VL 模型自动识别商品卖点</w:t>
       </w:r>
     </w:p>
     <w:p>
@@ -2101,7 +2101,7 @@
         <w:rPr>
           <w:rFonts w:hint="eastAsia"/>
         </w:rPr>
-        <w:t>3. 勾选目标平台（默认全选 5 平台），点击"生成"</w:t>
+        <w:t>3. 用自然语言指定目标平台（如「只铺 Shopee 和 Lazada」），不指定则默认全部 5 个平台，回车提交</w:t>
       </w:r>
     </w:p>
     <w:p>
@@ -3512,7 +3512,7 @@
               <w:rPr>
                 <w:rFonts w:hint="eastAsia"/>
               </w:rPr>
-              <w:t>https://github.com/gxinxing/qianan （GitHub 私有仓库，可按需转公开）</w:t>
+              <w:t>https://github.com/gxinxing/qianan （已开源，可直接访问）</w:t>
             </w:r>
           </w:p>
         </w:tc>
@@ -3547,7 +3547,7 @@
               <w:rPr>
                 <w:rFonts w:hint="eastAsia"/>
               </w:rPr>
-              <w:t>https://ai-native-d5gfb0dm2a28d1fe9-1419921079.tcloudbaseapp.com</w:t>
+              <w:t>https://qianan-ai-listing.vercel.app</w:t>
             </w:r>
           </w:p>
         </w:tc>
